--- a/public/assets/template/docx/surat_wali_2.docx
+++ b/public/assets/template/docx/surat_wali_2.docx
@@ -73,7 +73,7 @@
         <w:pStyle w:val="BodyText"/>
       </w:pPr>
       <w:r>
-        <w:t xml:space="preserve">KABUPATEN $NAMA_KAB</w:t>
+        <w:t xml:space="preserve">KABUPATEN ${NAMA_KAB}</w:t>
       </w:r>
     </w:p>
     <w:p>
@@ -81,7 +81,7 @@
         <w:pStyle w:val="BodyText"/>
       </w:pPr>
       <w:r>
-        <w:t xml:space="preserve">KAPANEWON $NAMA_KEC</w:t>
+        <w:t xml:space="preserve">KAPANEWON ${NAMA_KEC}</w:t>
       </w:r>
     </w:p>
     <w:p>
@@ -93,7 +93,7 @@
           <w:b/>
           <w:bCs/>
         </w:rPr>
-        <w:t xml:space="preserve">PEMERINTAH KALURAHAN $NAMA_DES</w:t>
+        <w:t xml:space="preserve">PEMERINTAH KALURAHAN ${NAMA_DES}</w:t>
       </w:r>
     </w:p>
     <w:p>
@@ -101,7 +101,7 @@
         <w:pStyle w:val="BodyText"/>
       </w:pPr>
       <w:r>
-        <w:t xml:space="preserve">$NAMA_DESA_JAWA</w:t>
+        <w:t xml:space="preserve">${NAMA_DESA_JAWA}</w:t>
       </w:r>
       <w:r>
         <w:drawing>
@@ -152,7 +152,7 @@
         <w:pStyle w:val="BodyText"/>
       </w:pPr>
       <w:r>
-        <w:t xml:space="preserve">$ALAMAT_DES</w:t>
+        <w:t xml:space="preserve">${ALAMAT_DES}</w:t>
       </w:r>
     </w:p>
     <w:p>
@@ -160,7 +160,7 @@
         <w:pStyle w:val="BodyText"/>
       </w:pPr>
       <w:r>
-        <w:t xml:space="preserve">Posel : $ALAMAT_MAIL</w:t>
+        <w:t xml:space="preserve">Posel : ${ALAMAT_MAIL}</w:t>
       </w:r>
     </w:p>
     <w:p>
@@ -179,7 +179,7 @@
         <w:pStyle w:val="FirstParagraph"/>
       </w:pPr>
       <w:r>
-        <w:t xml:space="preserve">Nomor : $NOMOR_SURAT /$KODE_DESA /$TAHUN</w:t>
+        <w:t xml:space="preserve">Nomor : ${NOMOR_SURAT} /${KODE_DESA} /${TAHUN}</w:t>
       </w:r>
     </w:p>
     <w:p>
@@ -187,7 +187,7 @@
         <w:pStyle w:val="BodyText"/>
       </w:pPr>
       <w:r>
-        <w:t xml:space="preserve">Yang bertanda tangan di bawah ini, Lurah $NAMA_DES, Kapanewon $NAMA_KEC, Kabupaten $NAMA_KAB, menerangkan dengan sebenarnya bahwa :</w:t>
+        <w:t xml:space="preserve">Yang bertanda tangan di bawah ini, Lurah ${NAMA_DES}, Kapanewon ${NAMA_KEC}, Kabupaten ${NAMA_KAB}, menerangkan dengan sebenarnya bahwa :</w:t>
       </w:r>
     </w:p>
     <w:p>
@@ -208,7 +208,7 @@
           <w:b/>
           <w:bCs/>
         </w:rPr>
-        <w:t xml:space="preserve">$NAMA</w:t>
+        <w:t xml:space="preserve">${NAMA}</w:t>
       </w:r>
     </w:p>
     <w:p>
@@ -219,7 +219,7 @@
         </w:numPr>
       </w:pPr>
       <w:r>
-        <w:t xml:space="preserve">NIK : $NO_KTP</w:t>
+        <w:t xml:space="preserve">NIK : ${NO_KTP}</w:t>
       </w:r>
     </w:p>
     <w:p>
@@ -230,7 +230,7 @@
         </w:numPr>
       </w:pPr>
       <w:r>
-        <w:t xml:space="preserve">Bin : $NAMA_AYAH</w:t>
+        <w:t xml:space="preserve">Bin : ${NAMA_AYAH}</w:t>
       </w:r>
     </w:p>
     <w:p>
@@ -241,7 +241,7 @@
         </w:numPr>
       </w:pPr>
       <w:r>
-        <w:t xml:space="preserve">Tempat/tanggal lahir : $TTL</w:t>
+        <w:t xml:space="preserve">Tempat/tanggal lahir : ${TTL}</w:t>
       </w:r>
     </w:p>
     <w:p>
@@ -252,7 +252,7 @@
         </w:numPr>
       </w:pPr>
       <w:r>
-        <w:t xml:space="preserve">Jenis Kelamin : $SEX</w:t>
+        <w:t xml:space="preserve">Jenis Kelamin : ${SEX}</w:t>
       </w:r>
     </w:p>
     <w:p>
@@ -263,7 +263,7 @@
         </w:numPr>
       </w:pPr>
       <w:r>
-        <w:t xml:space="preserve">Pekerjaan : $PEKERJAAN</w:t>
+        <w:t xml:space="preserve">Pekerjaan : ${PEKERJAAN}</w:t>
       </w:r>
     </w:p>
     <w:p>
@@ -274,7 +274,7 @@
         </w:numPr>
       </w:pPr>
       <w:r>
-        <w:t xml:space="preserve">Agama : $AGAMA</w:t>
+        <w:t xml:space="preserve">Agama : ${AGAMA}</w:t>
       </w:r>
     </w:p>
     <w:p>
@@ -285,7 +285,7 @@
         </w:numPr>
       </w:pPr>
       <w:r>
-        <w:t xml:space="preserve">Warganegara : $WARGA_NEGARA</w:t>
+        <w:t xml:space="preserve">Warganegara : ${WARGA_NEGARA}</w:t>
       </w:r>
     </w:p>
     <w:p>
@@ -296,7 +296,7 @@
         </w:numPr>
       </w:pPr>
       <w:r>
-        <w:t xml:space="preserve">Alamat : $ALAMAT</w:t>
+        <w:t xml:space="preserve">Alamat : ${ALAMAT}</w:t>
       </w:r>
       <w:r>
         <w:t xml:space="preserve"> </w:t>
@@ -310,7 +310,7 @@
         <w:t xml:space="preserve"> </w:t>
       </w:r>
       <w:r>
-        <w:t xml:space="preserve">$NAMA_DES, Kapanewon $NAMA_KEC, Kabupaten $NAMA_KAB</w:t>
+        <w:t xml:space="preserve">${NAMA_DES}, Kapanewon ${NAMA_KEC}, Kabupaten ${NAMA_KAB}</w:t>
       </w:r>
     </w:p>
     <w:p>
@@ -318,7 +318,7 @@
         <w:pStyle w:val="FirstParagraph"/>
       </w:pPr>
       <w:r>
-        <w:t xml:space="preserve">Orang tersebut diatas adalah benar-benar Penduduk Padukuhan $ALAMAT, Kalurahan $NAMA_DES, Kapanewon $NAMA_KEC, Kabupaten $NAMA_KAB, dan akan menjadi wali nikah :</w:t>
+        <w:t xml:space="preserve">Orang tersebut diatas adalah benar-benar Penduduk Padukuhan ${ALAMAT}, Kalurahan ${NAMA_DES}, Kapanewon ${NAMA_KEC}, Kabupaten ${NAMA_KAB}, dan akan menjadi wali nikah :</w:t>
       </w:r>
     </w:p>
     <w:p>
@@ -339,7 +339,7 @@
           <w:b/>
           <w:bCs/>
         </w:rPr>
-        <w:t xml:space="preserve">$AYAH_NAMA</w:t>
+        <w:t xml:space="preserve">${AYAH_NAMA}</w:t>
       </w:r>
     </w:p>
     <w:p>
@@ -350,7 +350,7 @@
         </w:numPr>
       </w:pPr>
       <w:r>
-        <w:t xml:space="preserve">NIK : $AYAH_NIK</w:t>
+        <w:t xml:space="preserve">NIK : ${AYAH_NIK}</w:t>
       </w:r>
     </w:p>
     <w:p>
@@ -361,7 +361,7 @@
         </w:numPr>
       </w:pPr>
       <w:r>
-        <w:t xml:space="preserve">Binti : $AYAH_NAMA_AYAH</w:t>
+        <w:t xml:space="preserve">Binti : ${AYAH_NAMA_AYAH}</w:t>
       </w:r>
     </w:p>
     <w:p>
@@ -372,7 +372,7 @@
         </w:numPr>
       </w:pPr>
       <w:r>
-        <w:t xml:space="preserve">Tempat, Tanggal Lahir : $AYAH_TTL</w:t>
+        <w:t xml:space="preserve">Tempat, Tanggal Lahir : ${AYAH_TTL}</w:t>
       </w:r>
     </w:p>
     <w:p>
@@ -383,7 +383,7 @@
         </w:numPr>
       </w:pPr>
       <w:r>
-        <w:t xml:space="preserve">Jenis Kelamin : $AYAH_SEX</w:t>
+        <w:t xml:space="preserve">Jenis Kelamin : ${AYAH_SEX}</w:t>
       </w:r>
     </w:p>
     <w:p>
@@ -394,7 +394,7 @@
         </w:numPr>
       </w:pPr>
       <w:r>
-        <w:t xml:space="preserve">Pekerjaan : $AYAH_PEKERJAAN</w:t>
+        <w:t xml:space="preserve">Pekerjaan : ${AYAH_PEKERJAAN}</w:t>
       </w:r>
     </w:p>
     <w:p>
@@ -405,7 +405,7 @@
         </w:numPr>
       </w:pPr>
       <w:r>
-        <w:t xml:space="preserve">Agama : $AYAH_AGAMA</w:t>
+        <w:t xml:space="preserve">Agama : ${AYAH_AGAMA}</w:t>
       </w:r>
     </w:p>
     <w:p>
@@ -416,7 +416,7 @@
         </w:numPr>
       </w:pPr>
       <w:r>
-        <w:t xml:space="preserve">Warganegara : $AYAH_WARGA_NEGARA</w:t>
+        <w:t xml:space="preserve">Warganegara : ${AYAH_WARGA_NEGARA}</w:t>
       </w:r>
     </w:p>
     <w:p>
@@ -427,7 +427,7 @@
         </w:numPr>
       </w:pPr>
       <w:r>
-        <w:t xml:space="preserve">Alamat : $AYAH_ALAMAT Kalurahan $NAMA_DES, Kapanewon $NAMA_KEC, Kabupaten $NAMA_KAB</w:t>
+        <w:t xml:space="preserve">Alamat : ${AYAH_ALAMAT} Kalurahan ${NAMA_DES}, Kapanewon ${NAMA_KEC}, Kabupaten ${NAMA_KAB}</w:t>
       </w:r>
     </w:p>
     <w:p>
@@ -445,7 +445,7 @@
           <w:b/>
           <w:bCs/>
         </w:rPr>
-        <w:t xml:space="preserve">$NAMA</w:t>
+        <w:t xml:space="preserve">${NAMA}</w:t>
       </w:r>
       <w:r>
         <w:t xml:space="preserve"> </w:t>
@@ -461,7 +461,7 @@
           <w:b/>
           <w:bCs/>
         </w:rPr>
-        <w:t xml:space="preserve">$AYAH_NAMA</w:t>
+        <w:t xml:space="preserve">${AYAH_NAMA}</w:t>
       </w:r>
       <w:r>
         <w:t xml:space="preserve"> </w:t>
@@ -477,7 +477,7 @@
           <w:b/>
           <w:bCs/>
         </w:rPr>
-        <w:t xml:space="preserve">$SEKOLAH</w:t>
+        <w:t xml:space="preserve">${SEKOLAH}</w:t>
       </w:r>
     </w:p>
     <w:p>
@@ -523,7 +523,7 @@
               <w:pStyle w:val="FirstParagraph"/>
             </w:pPr>
             <w:r>
-              <w:t xml:space="preserve">$NAMA_DES, $TGL_SURAT</w:t>
+              <w:t xml:space="preserve">${NAMA_DES}, ${TGL_SURAT}</w:t>
             </w:r>
           </w:p>
           <w:p>
@@ -531,7 +531,7 @@
               <w:pStyle w:val="BodyText"/>
             </w:pPr>
             <w:r>
-              <w:t xml:space="preserve">$JABATAN,</w:t>
+              <w:t xml:space="preserve">${JABATAN},</w:t>
             </w:r>
           </w:p>
           <w:p>
@@ -539,7 +539,7 @@
               <w:pStyle w:val="BodyText"/>
             </w:pPr>
             <w:r>
-              <w:t xml:space="preserve">$NAMA_PAMONG</w:t>
+              <w:t xml:space="preserve">${NAMA_PAMONG}</w:t>
             </w:r>
           </w:p>
         </w:tc>
